--- a/docs/USER_GUIDE.docx
+++ b/docs/USER_GUIDE.docx
@@ -5239,7 +5239,7 @@
         <w:t xml:space="preserve"> </w:t>
       </w:r>
       <w:r>
-        <w:t xml:space="preserve">badge and the rental price per day.</w:t>
+        <w:t xml:space="preserve">badge and the rental price (a flat price per rental).</w:t>
       </w:r>
       <w:r>
         <w:t xml:space="preserve"> </w:t>
@@ -6023,7 +6023,7 @@
         <w:t xml:space="preserve"> </w:t>
       </w:r>
       <w:r>
-        <w:t xml:space="preserve">– Shows the current price in TZS. If on sale, the original price appears crossed out with the discount percentage shown. For rental-eligible items, both the purchase price and the rental price per day are displayed.</w:t>
+        <w:t xml:space="preserve">– Shows the current price in TZS. If on sale, the original price appears crossed out with the discount percentage shown. For rental-eligible items, both the purchase price and the rental price (flat, per rental) are displayed.</w:t>
       </w:r>
     </w:p>
     <w:p>
@@ -8949,7 +8949,7 @@
           <w:i/>
           <w:iCs/>
         </w:rPr>
-        <w:t xml:space="preserve">Figure 6: The rentals browse page showing designer gowns available for rental with daily rates and availability information.</w:t>
+        <w:t xml:space="preserve">Figure 6: The rentals browse page showing designer gowns available for rental with their rental prices and availability information.</w:t>
       </w:r>
     </w:p>
     <w:p>
@@ -9139,13 +9139,35 @@
           <w:b/>
           <w:bCs/>
         </w:rPr>
-        <w:t xml:space="preserve">rental price per day</w:t>
-      </w:r>
-      <w:r>
-        <w:t xml:space="preserve"> </w:t>
-      </w:r>
-      <w:r>
-        <w:t xml:space="preserve">is shown alongside the purchase price.</w:t>
+        <w:t xml:space="preserve">rental price</w:t>
+      </w:r>
+      <w:r>
+        <w:t xml:space="preserve"> </w:t>
+      </w:r>
+      <w:r>
+        <w:t xml:space="preserve">is shown alongside the purchase price, e.g. </w:t>
+      </w:r>
+      <w:r>
+        <w:t xml:space="preserve">“TZS 35,000 / rental”</w:t>
+      </w:r>
+      <w:r>
+        <w:t xml:space="preserve">. It is a</w:t>
+      </w:r>
+      <w:r>
+        <w:t xml:space="preserve"> </w:t>
+      </w:r>
+      <w:r>
+        <w:rPr>
+          <w:b/>
+          <w:bCs/>
+        </w:rPr>
+        <w:t xml:space="preserve">flat price for the whole rental</w:t>
+      </w:r>
+      <w:r>
+        <w:t xml:space="preserve"> </w:t>
+      </w:r>
+      <w:r>
+        <w:t xml:space="preserve">– up to the item’s maximum rental days (7 by default) – not a daily rate.</w:t>
       </w:r>
       <w:r>
         <w:t xml:space="preserve"> </w:t>
@@ -9728,6 +9750,53 @@
     </w:p>
     <w:p>
       <w:pPr>
+        <w:pStyle w:val="FirstParagraph"/>
+      </w:pPr>
+      <w:r>
+        <w:rPr>
+          <w:b/>
+          <w:bCs/>
+        </w:rPr>
+        <w:t xml:space="preserve">Before you book</w:t>
+      </w:r>
+      <w:r>
+        <w:t xml:space="preserve">, make sure you are</w:t>
+      </w:r>
+      <w:r>
+        <w:t xml:space="preserve"> </w:t>
+      </w:r>
+      <w:r>
+        <w:rPr>
+          <w:b/>
+          <w:bCs/>
+        </w:rPr>
+        <w:t xml:space="preserve">logged in</w:t>
+      </w:r>
+      <w:r>
+        <w:t xml:space="preserve"> </w:t>
+      </w:r>
+      <w:r>
+        <w:t xml:space="preserve">and your profile is complete:</w:t>
+      </w:r>
+      <w:r>
+        <w:t xml:space="preserve"> </w:t>
+      </w:r>
+      <w:r>
+        <w:rPr>
+          <w:b/>
+          <w:bCs/>
+        </w:rPr>
+        <w:t xml:space="preserve">full name, phone number, email, and at least one address</w:t>
+      </w:r>
+      <w:r>
+        <w:t xml:space="preserve"> </w:t>
+      </w:r>
+      <w:r>
+        <w:t xml:space="preserve">(Account &gt; Settings and Account &gt; Addresses). The store needs these to arrange pickup and contact you. If anything is missing, the booking button tells you exactly what to add.</w:t>
+      </w:r>
+    </w:p>
+    <w:p>
+      <w:pPr>
         <w:pStyle w:val="Compact"/>
         <w:numPr>
           <w:ilvl w:val="0"/>
@@ -9845,7 +9914,7 @@
         <w:t xml:space="preserve"> </w:t>
       </w:r>
       <w:r>
-        <w:t xml:space="preserve">– When you need the item.</w:t>
+        <w:t xml:space="preserve">– The day you collect the item.</w:t>
       </w:r>
     </w:p>
     <w:p>
@@ -9867,7 +9936,23 @@
         <w:t xml:space="preserve"> </w:t>
       </w:r>
       <w:r>
-        <w:t xml:space="preserve">– When you will return it.</w:t>
+        <w:t xml:space="preserve">– The day you bring it back. It must be</w:t>
+      </w:r>
+      <w:r>
+        <w:t xml:space="preserve"> </w:t>
+      </w:r>
+      <w:r>
+        <w:rPr>
+          <w:b/>
+          <w:bCs/>
+        </w:rPr>
+        <w:t xml:space="preserve">at least one day after</w:t>
+      </w:r>
+      <w:r>
+        <w:t xml:space="preserve"> </w:t>
+      </w:r>
+      <w:r>
+        <w:t xml:space="preserve">the pickup date.</w:t>
       </w:r>
     </w:p>
     <w:p>
@@ -9953,6 +10038,34 @@
       <w:pPr>
         <w:pStyle w:val="Compact"/>
         <w:numPr>
+          <w:ilvl w:val="1"/>
+          <w:numId w:val="1045"/>
+        </w:numPr>
+      </w:pPr>
+      <w:r>
+        <w:t xml:space="preserve">If your dates go past the maximum rental days, the page warns that a</w:t>
+      </w:r>
+      <w:r>
+        <w:t xml:space="preserve"> </w:t>
+      </w:r>
+      <w:r>
+        <w:rPr>
+          <w:b/>
+          <w:bCs/>
+        </w:rPr>
+        <w:t xml:space="preserve">late fee</w:t>
+      </w:r>
+      <w:r>
+        <w:t xml:space="preserve"> </w:t>
+      </w:r>
+      <w:r>
+        <w:t xml:space="preserve">will be added for each extra day.</w:t>
+      </w:r>
+    </w:p>
+    <w:p>
+      <w:pPr>
+        <w:pStyle w:val="Compact"/>
+        <w:numPr>
           <w:ilvl w:val="0"/>
           <w:numId w:val="1044"/>
         </w:numPr>
@@ -9974,7 +10087,20 @@
         </w:numPr>
       </w:pPr>
       <w:r>
-        <w:t xml:space="preserve">Rental fee (number of days x daily rate)</w:t>
+        <w:t xml:space="preserve">Rental fee – the</w:t>
+      </w:r>
+      <w:r>
+        <w:t xml:space="preserve"> </w:t>
+      </w:r>
+      <w:r>
+        <w:rPr>
+          <w:b/>
+          <w:bCs/>
+        </w:rPr>
+        <w:t xml:space="preserve">flat rental price</w:t>
+      </w:r>
+      <w:r>
+        <w:t xml:space="preserve">, covering up to the maximum rental days</w:t>
       </w:r>
     </w:p>
     <w:p>
@@ -10067,7 +10193,7 @@
         <w:t xml:space="preserve">“Book Now”</w:t>
       </w:r>
       <w:r>
-        <w:t xml:space="preserve">. The booking is created and appears under</w:t>
+        <w:t xml:space="preserve">. If you are not logged in you are taken to the login page first and brought back afterwards. Once booked, you are taken to</w:t>
       </w:r>
       <w:r>
         <w:t xml:space="preserve"> </w:t>
@@ -10080,10 +10206,20 @@
         <w:t xml:space="preserve">Account &gt; My Rentals</w:t>
       </w:r>
       <w:r>
-        <w:t xml:space="preserve"> </w:t>
-      </w:r>
-      <w:r>
-        <w:t xml:space="preserve">with its payment status.</w:t>
+        <w:t xml:space="preserve">, where the booking appears with its status (</w:t>
+      </w:r>
+      <w:r>
+        <w:rPr>
+          <w:b/>
+          <w:bCs/>
+        </w:rPr>
+        <w:t xml:space="preserve">Pending ID Verification</w:t>
+      </w:r>
+      <w:r>
+        <w:t xml:space="preserve"> </w:t>
+      </w:r>
+      <w:r>
+        <w:t xml:space="preserve">until your ID is approved).</w:t>
       </w:r>
     </w:p>
     <w:p>
@@ -10106,6 +10242,21 @@
       </w:r>
       <w:r>
         <w:t xml:space="preserve">to secure the booking, and the remaining balance before the item is dispatched. Arrange payment with the store as instructed (the store records the payments; the remaining balance must be paid before dispatch).</w:t>
+      </w:r>
+    </w:p>
+    <w:p>
+      <w:pPr>
+        <w:pStyle w:val="BlockText"/>
+      </w:pPr>
+      <w:r>
+        <w:rPr>
+          <w:b/>
+          <w:bCs/>
+        </w:rPr>
+        <w:t xml:space="preserve">If booking fails</w:t>
+      </w:r>
+      <w:r>
+        <w:t xml:space="preserve">, the message on screen explains why – for example a missing phone number or address, dates that were just taken by someone else, or a rental longer than the store allows. Fix the issue and try again.</w:t>
       </w:r>
     </w:p>
     <w:p>
